--- a/docs/fase-1/1.1_Autoevaluacion_Competencias.docx
+++ b/docs/fase-1/1.1_Autoevaluacion_Competencias.docx
@@ -2465,7 +2465,7 @@
                 <w:sz w:val="18"/>
                 <w:szCs w:val="18"/>
               </w:rPr>
-              <w:t xml:space="preserve">Cursé programación segura y conozco los riesgos principales, pero en mi propio proyecto encontré vulnerabilidades que todavía debo corregir.</w:t>
+              <w:t xml:space="preserve">Conozco los riesgos de seguridad más comunes, pero al revisar mi propio proyecto encontré vulnerabilidades que todavía debo corregir.</w:t>
             </w:r>
           </w:p>
         </w:tc>
